--- a/docs/2 - מסמך ארכיטקטורת תוכנה - ARI.docx
+++ b/docs/2 - מסמך ארכיטקטורת תוכנה - ARI.docx
@@ -52,7 +52,7 @@
           <w:rFonts w:ascii="Arial" w:cs="Arial" w:eastAsia="Arial" w:hAnsi="Arial"/>
           <w:rtl/>
         </w:rPr>
-        <w:t xml:space="preserve">תרגיל סיום — Internet Technologies | RUNI CS 2026 עודכן: 19 באוגוסט 2026</w:t>
+        <w:t xml:space="preserve">תרגיל סיום — Internet Technologies | RUNI CS 2026 עודכן: 25 באוגוסט 2026</w:t>
       </w:r>
     </w:p>
     <w:p>
@@ -2725,7 +2725,7 @@
                 <w:szCs w:val="19"/>
                 <w:rtl/>
               </w:rPr>
-              <w:t xml:space="preserve">התוכנית לפי שבועות, ובניית תוכנית כשאין</w:t>
+              <w:t xml:space="preserve">התוכנית בשתי תצוגות — רשימת שבועות, או רשת חודש; ובניית תוכנית כשאין, מתוך העמוד עצמו</w:t>
             </w:r>
           </w:p>
         </w:tc>
@@ -2791,6 +2791,71 @@
                 <w:rtl/>
               </w:rPr>
               <w:t xml:space="preserve">פרופיל, מרוץ יעד, חיבור intervals.icu, חשבון, מאמן, התנתקות</w:t>
+            </w:r>
+          </w:p>
+        </w:tc>
+      </w:tr>
+      <w:tr>
+        <w:trPr>
+          <w:tblHeader w:val="false"/>
+        </w:trPr>
+        <w:tc>
+          <w:tcPr>
+            <w:tcW w:type="dxa" w:w="4680"/>
+            <w:tcMar>
+              <w:top w:type="dxa" w:w="90"/>
+              <w:left w:type="dxa" w:w="120"/>
+              <w:bottom w:type="dxa" w:w="90"/>
+              <w:right w:type="dxa" w:w="120"/>
+            </w:tcMar>
+          </w:tcPr>
+          <w:p>
+            <w:pPr>
+              <w:bidi/>
+              <w:spacing w:after="0" w:line="260"/>
+              <w:jc w:val="right"/>
+            </w:pPr>
+            <w:r>
+              <w:rPr>
+                <w:rFonts w:ascii="Courier New" w:cs="Courier New" w:eastAsia="Courier New" w:hAnsi="Courier New"/>
+                <w:b w:val="false"/>
+                <w:bCs w:val="false"/>
+                <w:color w:val="8A3A2A"/>
+                <w:sz w:val="19"/>
+                <w:szCs w:val="19"/>
+                <w:rtl w:val="false"/>
+              </w:rPr>
+              <w:t xml:space="preserve">/settings/methodology</w:t>
+            </w:r>
+          </w:p>
+        </w:tc>
+        <w:tc>
+          <w:tcPr>
+            <w:tcW w:type="dxa" w:w="4680"/>
+            <w:tcMar>
+              <w:top w:type="dxa" w:w="90"/>
+              <w:left w:type="dxa" w:w="120"/>
+              <w:bottom w:type="dxa" w:w="90"/>
+              <w:right w:type="dxa" w:w="120"/>
+            </w:tcMar>
+          </w:tcPr>
+          <w:p>
+            <w:pPr>
+              <w:bidi/>
+              <w:spacing w:after="0" w:line="260"/>
+              <w:jc w:val="right"/>
+            </w:pPr>
+            <w:r>
+              <w:rPr>
+                <w:rFonts w:ascii="Arial" w:cs="Arial" w:eastAsia="Arial" w:hAnsi="Arial"/>
+                <w:b w:val="false"/>
+                <w:bCs w:val="false"/>
+                <w:color w:val="111111"/>
+                <w:sz w:val="19"/>
+                <w:szCs w:val="19"/>
+                <w:rtl/>
+              </w:rPr>
+              <w:t xml:space="preserve">דף הנוסחאות — תשעת המדדים שהמוצר מחשב, כל אחד עם משפט בשפה פשוטה, טווחי קריאה, הנוסחה, המקור, ומה הוא אינו אומר. מאמן מגיע לאותו דף עם הנוסחאות פתוחות.</w:t>
             </w:r>
           </w:p>
         </w:tc>
@@ -3290,7 +3355,7 @@
                 <w:szCs w:val="19"/>
                 <w:rtl/>
               </w:rPr>
-              <w:t xml:space="preserve">צבעים, ספי תשומת לב, קוד, התנתקות</w:t>
+              <w:t xml:space="preserve">עמוד ההגדרות היחיד של המאמן: צבעים, ספי תשומת לב, תבניות, קוד הצטרפות, ובנוסף הפרופיל, החיבורים ואבטחת החשבון — שהיו עד לאחרונה בעמוד נפרד</w:t>
             </w:r>
           </w:p>
         </w:tc>
@@ -3915,7 +3980,7 @@
           <w:rFonts w:ascii="Arial" w:cs="Arial" w:eastAsia="Arial" w:hAnsi="Arial"/>
           <w:rtl/>
         </w:rPr>
-        <w:t xml:space="preserve">38 פעולות בעשרה קבצים. הן </w:t>
+        <w:t xml:space="preserve">39 פעולות באחד-עשר קבצים. הן </w:t>
       </w:r>
       <w:r>
         <w:rPr>
